--- a/public/labs/os/pz-25/ЛР6_ОС_Принципи_функціонування_ОС_Linux.docx
+++ b/public/labs/os/pz-25/ЛР6_ОС_Принципи_функціонування_ОС_Linux.docx
@@ -329,6 +329,7 @@
           <w:p>
             <w:pPr>
               <w:pStyle w:val="Compact"/>
+              <w:spacing w:before="0" w:after="0" w:line="240" w:lineRule="auto"/>
             </w:pPr>
             <w:r>
               <w:t xml:space="preserve">Каталог</w:t>
@@ -340,6 +341,7 @@
           <w:p>
             <w:pPr>
               <w:pStyle w:val="Compact"/>
+              <w:spacing w:before="0" w:after="0" w:line="240" w:lineRule="auto"/>
             </w:pPr>
             <w:r>
               <w:t xml:space="preserve">Що містить</w:t>
@@ -353,6 +355,7 @@
           <w:p>
             <w:pPr>
               <w:pStyle w:val="Compact"/>
+              <w:spacing w:before="0" w:after="0" w:line="240" w:lineRule="auto"/>
             </w:pPr>
             <w:r>
               <w:rPr>
@@ -367,6 +370,7 @@
           <w:p>
             <w:pPr>
               <w:pStyle w:val="Compact"/>
+              <w:spacing w:before="0" w:after="0" w:line="240" w:lineRule="auto"/>
             </w:pPr>
             <w:r>
               <w:t xml:space="preserve">корінь: єдине дерево, в яке монтуються всі диски й розділи</w:t>
@@ -380,6 +384,7 @@
           <w:p>
             <w:pPr>
               <w:pStyle w:val="Compact"/>
+              <w:spacing w:before="0" w:after="0" w:line="240" w:lineRule="auto"/>
             </w:pPr>
             <w:r>
               <w:rPr>
@@ -394,6 +399,7 @@
           <w:p>
             <w:pPr>
               <w:pStyle w:val="Compact"/>
+              <w:spacing w:before="0" w:after="0" w:line="240" w:lineRule="auto"/>
             </w:pPr>
             <w:r>
               <w:t xml:space="preserve">програми, бібліотеки й документація, встановлені з пакетів; лише для читання в звичайній роботі</w:t>
@@ -407,6 +413,7 @@
           <w:p>
             <w:pPr>
               <w:pStyle w:val="Compact"/>
+              <w:spacing w:before="0" w:after="0" w:line="240" w:lineRule="auto"/>
             </w:pPr>
             <w:r>
               <w:rPr>
@@ -433,6 +440,7 @@
           <w:p>
             <w:pPr>
               <w:pStyle w:val="Compact"/>
+              <w:spacing w:before="0" w:after="0" w:line="240" w:lineRule="auto"/>
             </w:pPr>
             <w:r>
               <w:t xml:space="preserve">виконувані файли команд, доступних усім користувачам</w:t>
@@ -446,6 +454,7 @@
           <w:p>
             <w:pPr>
               <w:pStyle w:val="Compact"/>
+              <w:spacing w:before="0" w:after="0" w:line="240" w:lineRule="auto"/>
             </w:pPr>
             <w:r>
               <w:rPr>
@@ -472,6 +481,7 @@
           <w:p>
             <w:pPr>
               <w:pStyle w:val="Compact"/>
+              <w:spacing w:before="0" w:after="0" w:line="240" w:lineRule="auto"/>
             </w:pPr>
             <w:r>
               <w:t xml:space="preserve">системні утиліти, потрібні адміністраторові</w:t>
@@ -485,6 +495,7 @@
           <w:p>
             <w:pPr>
               <w:pStyle w:val="Compact"/>
+              <w:spacing w:before="0" w:after="0" w:line="240" w:lineRule="auto"/>
             </w:pPr>
             <w:r>
               <w:rPr>
@@ -511,6 +522,7 @@
           <w:p>
             <w:pPr>
               <w:pStyle w:val="Compact"/>
+              <w:spacing w:before="0" w:after="0" w:line="240" w:lineRule="auto"/>
             </w:pPr>
             <w:r>
               <w:t xml:space="preserve">спільні бібліотеки та модулі ядра</w:t>
@@ -524,6 +536,7 @@
           <w:p>
             <w:pPr>
               <w:pStyle w:val="Compact"/>
+              <w:spacing w:before="0" w:after="0" w:line="240" w:lineRule="auto"/>
             </w:pPr>
             <w:r>
               <w:rPr>
@@ -538,6 +551,7 @@
           <w:p>
             <w:pPr>
               <w:pStyle w:val="Compact"/>
+              <w:spacing w:before="0" w:after="0" w:line="240" w:lineRule="auto"/>
             </w:pPr>
             <w:r>
               <w:t xml:space="preserve">ядро, початковий образ initramfs і файли завантажувача</w:t>
@@ -551,6 +565,7 @@
           <w:p>
             <w:pPr>
               <w:pStyle w:val="Compact"/>
+              <w:spacing w:before="0" w:after="0" w:line="240" w:lineRule="auto"/>
             </w:pPr>
             <w:r>
               <w:rPr>
@@ -565,6 +580,7 @@
           <w:p>
             <w:pPr>
               <w:pStyle w:val="Compact"/>
+              <w:spacing w:before="0" w:after="0" w:line="240" w:lineRule="auto"/>
             </w:pPr>
             <w:r>
               <w:t xml:space="preserve">текстові файли конфігурації системи та служб</w:t>
@@ -578,6 +594,7 @@
           <w:p>
             <w:pPr>
               <w:pStyle w:val="Compact"/>
+              <w:spacing w:before="0" w:after="0" w:line="240" w:lineRule="auto"/>
             </w:pPr>
             <w:r>
               <w:rPr>
@@ -592,6 +609,7 @@
           <w:p>
             <w:pPr>
               <w:pStyle w:val="Compact"/>
+              <w:spacing w:before="0" w:after="0" w:line="240" w:lineRule="auto"/>
             </w:pPr>
             <w:r>
               <w:t xml:space="preserve">домашні каталоги користувачів</w:t>
@@ -605,6 +623,7 @@
           <w:p>
             <w:pPr>
               <w:pStyle w:val="Compact"/>
+              <w:spacing w:before="0" w:after="0" w:line="240" w:lineRule="auto"/>
             </w:pPr>
             <w:r>
               <w:rPr>
@@ -619,6 +638,7 @@
           <w:p>
             <w:pPr>
               <w:pStyle w:val="Compact"/>
+              <w:spacing w:before="0" w:after="0" w:line="240" w:lineRule="auto"/>
             </w:pPr>
             <w:r>
               <w:t xml:space="preserve">домашній каталог адміністратора root</w:t>
@@ -632,6 +652,7 @@
           <w:p>
             <w:pPr>
               <w:pStyle w:val="Compact"/>
+              <w:spacing w:before="0" w:after="0" w:line="240" w:lineRule="auto"/>
             </w:pPr>
             <w:r>
               <w:rPr>
@@ -646,6 +667,7 @@
           <w:p>
             <w:pPr>
               <w:pStyle w:val="Compact"/>
+              <w:spacing w:before="0" w:after="0" w:line="240" w:lineRule="auto"/>
             </w:pPr>
             <w:r>
               <w:t xml:space="preserve">змінні дані: журнали, черги, кеші</w:t>
@@ -659,6 +681,7 @@
           <w:p>
             <w:pPr>
               <w:pStyle w:val="Compact"/>
+              <w:spacing w:before="0" w:after="0" w:line="240" w:lineRule="auto"/>
             </w:pPr>
             <w:r>
               <w:rPr>
@@ -673,6 +696,7 @@
           <w:p>
             <w:pPr>
               <w:pStyle w:val="Compact"/>
+              <w:spacing w:before="0" w:after="0" w:line="240" w:lineRule="auto"/>
             </w:pPr>
             <w:r>
               <w:t xml:space="preserve">тимчасові файли, зазвичай очищаються під час перезавантаження</w:t>
@@ -686,6 +710,7 @@
           <w:p>
             <w:pPr>
               <w:pStyle w:val="Compact"/>
+              <w:spacing w:before="0" w:after="0" w:line="240" w:lineRule="auto"/>
             </w:pPr>
             <w:r>
               <w:rPr>
@@ -700,6 +725,7 @@
           <w:p>
             <w:pPr>
               <w:pStyle w:val="Compact"/>
+              <w:spacing w:before="0" w:after="0" w:line="240" w:lineRule="auto"/>
             </w:pPr>
             <w:r>
               <w:t xml:space="preserve">стан системи з моменту завантаження: PID-файли, сокети; живе в пам’яті</w:t>
@@ -713,6 +739,7 @@
           <w:p>
             <w:pPr>
               <w:pStyle w:val="Compact"/>
+              <w:spacing w:before="0" w:after="0" w:line="240" w:lineRule="auto"/>
             </w:pPr>
             <w:r>
               <w:rPr>
@@ -727,6 +754,7 @@
           <w:p>
             <w:pPr>
               <w:pStyle w:val="Compact"/>
+              <w:spacing w:before="0" w:after="0" w:line="240" w:lineRule="auto"/>
             </w:pPr>
             <w:r>
               <w:t xml:space="preserve">окремі пакети сторонніх постачальників, кожен у власному підкаталозі</w:t>
@@ -740,6 +768,7 @@
           <w:p>
             <w:pPr>
               <w:pStyle w:val="Compact"/>
+              <w:spacing w:before="0" w:after="0" w:line="240" w:lineRule="auto"/>
             </w:pPr>
             <w:r>
               <w:rPr>
@@ -754,6 +783,7 @@
           <w:p>
             <w:pPr>
               <w:pStyle w:val="Compact"/>
+              <w:spacing w:before="0" w:after="0" w:line="240" w:lineRule="auto"/>
             </w:pPr>
             <w:r>
               <w:t xml:space="preserve">дані служб, які система надає назовні: вебсайти, FTP-архіви</w:t>
@@ -767,6 +797,7 @@
           <w:p>
             <w:pPr>
               <w:pStyle w:val="Compact"/>
+              <w:spacing w:before="0" w:after="0" w:line="240" w:lineRule="auto"/>
             </w:pPr>
             <w:r>
               <w:rPr>
@@ -781,6 +812,7 @@
           <w:p>
             <w:pPr>
               <w:pStyle w:val="Compact"/>
+              <w:spacing w:before="0" w:after="0" w:line="240" w:lineRule="auto"/>
             </w:pPr>
             <w:r>
               <w:t xml:space="preserve">файли пристроїв</w:t>
@@ -794,6 +826,7 @@
           <w:p>
             <w:pPr>
               <w:pStyle w:val="Compact"/>
+              <w:spacing w:before="0" w:after="0" w:line="240" w:lineRule="auto"/>
             </w:pPr>
             <w:r>
               <w:rPr>
@@ -808,6 +841,7 @@
           <w:p>
             <w:pPr>
               <w:pStyle w:val="Compact"/>
+              <w:spacing w:before="0" w:after="0" w:line="240" w:lineRule="auto"/>
             </w:pPr>
             <w:r>
               <w:t xml:space="preserve">віртуальна файлова система: відомості про ядро та процеси</w:t>
@@ -821,6 +855,7 @@
           <w:p>
             <w:pPr>
               <w:pStyle w:val="Compact"/>
+              <w:spacing w:before="0" w:after="0" w:line="240" w:lineRule="auto"/>
             </w:pPr>
             <w:r>
               <w:rPr>
@@ -835,6 +870,7 @@
           <w:p>
             <w:pPr>
               <w:pStyle w:val="Compact"/>
+              <w:spacing w:before="0" w:after="0" w:line="240" w:lineRule="auto"/>
             </w:pPr>
             <w:r>
               <w:t xml:space="preserve">віртуальна файлова система: пристрої та драйвери</w:t>
@@ -848,6 +884,7 @@
           <w:p>
             <w:pPr>
               <w:pStyle w:val="Compact"/>
+              <w:spacing w:before="0" w:after="0" w:line="240" w:lineRule="auto"/>
             </w:pPr>
             <w:r>
               <w:rPr>
@@ -874,6 +911,7 @@
           <w:p>
             <w:pPr>
               <w:pStyle w:val="Compact"/>
+              <w:spacing w:before="0" w:after="0" w:line="240" w:lineRule="auto"/>
             </w:pPr>
             <w:r>
               <w:t xml:space="preserve">точки монтування:</w:t>
@@ -1504,8 +1542,8 @@
       <w:tblPr>
         <w:tblStyle w:val="Table"/>
         <w:tblW w:type="dxa" w:w="9637"/>
+        <w:tblLayout w:type="fixed"/>
         <w:tblLook w:firstRow="1" w:lastRow="0" w:firstColumn="0" w:lastColumn="0" w:noHBand="0" w:noVBand="0" w:val="0020"/>
-        <w:tblLayout w:type="fixed"/>
       </w:tblPr>
       <w:tblGrid>
         <w:gridCol w:w="4819"/>
@@ -1520,6 +1558,7 @@
           <w:p>
             <w:pPr>
               <w:pStyle w:val="Compact"/>
+              <w:spacing w:before="0" w:after="0" w:line="240" w:lineRule="auto"/>
             </w:pPr>
             <w:r>
               <w:t xml:space="preserve">Команда</w:t>
@@ -1531,6 +1570,7 @@
           <w:p>
             <w:pPr>
               <w:pStyle w:val="Compact"/>
+              <w:spacing w:before="0" w:after="0" w:line="240" w:lineRule="auto"/>
             </w:pPr>
             <w:r>
               <w:t xml:space="preserve">Що показує</w:t>
@@ -1544,6 +1584,7 @@
           <w:p>
             <w:pPr>
               <w:pStyle w:val="Compact"/>
+              <w:spacing w:before="0" w:after="0" w:line="240" w:lineRule="auto"/>
             </w:pPr>
             <w:r>
               <w:rPr>
@@ -1558,6 +1599,7 @@
           <w:p>
             <w:pPr>
               <w:pStyle w:val="Compact"/>
+              <w:spacing w:before="0" w:after="0" w:line="240" w:lineRule="auto"/>
             </w:pPr>
             <w:r>
               <w:t xml:space="preserve">повна сторінка посібника з розділами й ключами</w:t>
@@ -1571,6 +1613,7 @@
           <w:p>
             <w:pPr>
               <w:pStyle w:val="Compact"/>
+              <w:spacing w:before="0" w:after="0" w:line="240" w:lineRule="auto"/>
             </w:pPr>
             <w:r>
               <w:rPr>
@@ -1585,6 +1628,7 @@
           <w:p>
             <w:pPr>
               <w:pStyle w:val="Compact"/>
+              <w:spacing w:before="0" w:after="0" w:line="240" w:lineRule="auto"/>
             </w:pPr>
             <w:r>
               <w:t xml:space="preserve">стислий перелік ключів самої програми</w:t>
@@ -1598,6 +1642,7 @@
           <w:p>
             <w:pPr>
               <w:pStyle w:val="Compact"/>
+              <w:spacing w:before="0" w:after="0" w:line="240" w:lineRule="auto"/>
             </w:pPr>
             <w:r>
               <w:rPr>
@@ -1612,6 +1657,7 @@
           <w:p>
             <w:pPr>
               <w:pStyle w:val="Compact"/>
+              <w:spacing w:before="0" w:after="0" w:line="240" w:lineRule="auto"/>
             </w:pPr>
             <w:r>
               <w:t xml:space="preserve">сторінка з певного розділу посібника</w:t>
@@ -1625,6 +1671,7 @@
           <w:p>
             <w:pPr>
               <w:pStyle w:val="Compact"/>
+              <w:spacing w:before="0" w:after="0" w:line="240" w:lineRule="auto"/>
             </w:pPr>
             <w:r>
               <w:rPr>
@@ -1639,6 +1686,7 @@
           <w:p>
             <w:pPr>
               <w:pStyle w:val="Compact"/>
+              <w:spacing w:before="0" w:after="0" w:line="240" w:lineRule="auto"/>
             </w:pPr>
             <w:r>
               <w:t xml:space="preserve">пошук команд за словом в описі</w:t>
@@ -1652,6 +1700,7 @@
           <w:p>
             <w:pPr>
               <w:pStyle w:val="Compact"/>
+              <w:spacing w:before="0" w:after="0" w:line="240" w:lineRule="auto"/>
             </w:pPr>
             <w:r>
               <w:rPr>
@@ -1666,6 +1715,7 @@
           <w:p>
             <w:pPr>
               <w:pStyle w:val="Compact"/>
+              <w:spacing w:before="0" w:after="0" w:line="240" w:lineRule="auto"/>
             </w:pPr>
             <w:r>
               <w:t xml:space="preserve">однорядковий опис команди</w:t>
@@ -1679,6 +1729,7 @@
           <w:p>
             <w:pPr>
               <w:pStyle w:val="Compact"/>
+              <w:spacing w:before="0" w:after="0" w:line="240" w:lineRule="auto"/>
             </w:pPr>
             <w:r>
               <w:rPr>
@@ -1693,6 +1744,7 @@
           <w:p>
             <w:pPr>
               <w:pStyle w:val="Compact"/>
+              <w:spacing w:before="0" w:after="0" w:line="240" w:lineRule="auto"/>
             </w:pPr>
             <w:r>
               <w:t xml:space="preserve">чим є команда: вбудованою, програмою чи псевдонімом</w:t>
@@ -1706,6 +1758,7 @@
           <w:p>
             <w:pPr>
               <w:pStyle w:val="Compact"/>
+              <w:spacing w:before="0" w:after="0" w:line="240" w:lineRule="auto"/>
             </w:pPr>
             <w:r>
               <w:rPr>
@@ -1720,6 +1773,7 @@
           <w:p>
             <w:pPr>
               <w:pStyle w:val="Compact"/>
+              <w:spacing w:before="0" w:after="0" w:line="240" w:lineRule="auto"/>
             </w:pPr>
             <w:r>
               <w:t xml:space="preserve">повний шлях до виконуваного файлу</w:t>
@@ -4400,6 +4454,7 @@
           <w:p>
             <w:pPr>
               <w:pStyle w:val="Compact"/>
+              <w:spacing w:before="0" w:after="0" w:line="240" w:lineRule="auto"/>
             </w:pPr>
             <w:r>
               <w:t xml:space="preserve">№</w:t>
@@ -4411,6 +4466,7 @@
           <w:p>
             <w:pPr>
               <w:pStyle w:val="Compact"/>
+              <w:spacing w:before="0" w:after="0" w:line="240" w:lineRule="auto"/>
             </w:pPr>
             <w:r>
               <w:t xml:space="preserve">Параметр системи</w:t>
@@ -4422,6 +4478,7 @@
           <w:p>
             <w:pPr>
               <w:pStyle w:val="Compact"/>
+              <w:spacing w:before="0" w:after="0" w:line="240" w:lineRule="auto"/>
             </w:pPr>
             <w:r>
               <w:t xml:space="preserve">Каталоги FHS</w:t>
@@ -4433,6 +4490,7 @@
           <w:p>
             <w:pPr>
               <w:pStyle w:val="Compact"/>
+              <w:spacing w:before="0" w:after="0" w:line="240" w:lineRule="auto"/>
             </w:pPr>
             <w:r>
               <w:t xml:space="preserve">Команда для дослідження</w:t>
@@ -4444,6 +4502,7 @@
           <w:p>
             <w:pPr>
               <w:pStyle w:val="Compact"/>
+              <w:spacing w:before="0" w:after="0" w:line="240" w:lineRule="auto"/>
             </w:pPr>
             <w:r>
               <w:t xml:space="preserve">Служба</w:t>
@@ -4455,6 +4514,7 @@
           <w:p>
             <w:pPr>
               <w:pStyle w:val="Compact"/>
+              <w:spacing w:before="0" w:after="0" w:line="240" w:lineRule="auto"/>
             </w:pPr>
             <w:r>
               <w:t xml:space="preserve">Додаткове завдання</w:t>
@@ -4468,6 +4528,7 @@
           <w:p>
             <w:pPr>
               <w:pStyle w:val="Compact"/>
+              <w:spacing w:before="0" w:after="0" w:line="240" w:lineRule="auto"/>
             </w:pPr>
             <w:r>
               <w:t xml:space="preserve">1</w:t>
@@ -4479,6 +4540,7 @@
           <w:p>
             <w:pPr>
               <w:pStyle w:val="Compact"/>
+              <w:spacing w:before="0" w:after="0" w:line="240" w:lineRule="auto"/>
             </w:pPr>
             <w:r>
               <w:t xml:space="preserve">Модель процесора</w:t>
@@ -4490,6 +4552,7 @@
           <w:p>
             <w:pPr>
               <w:pStyle w:val="Compact"/>
+              <w:spacing w:before="0" w:after="0" w:line="240" w:lineRule="auto"/>
             </w:pPr>
             <w:r>
               <w:rPr>
@@ -4528,6 +4591,7 @@
           <w:p>
             <w:pPr>
               <w:pStyle w:val="Compact"/>
+              <w:spacing w:before="0" w:after="0" w:line="240" w:lineRule="auto"/>
             </w:pPr>
             <w:r>
               <w:rPr>
@@ -4542,6 +4606,7 @@
           <w:p>
             <w:pPr>
               <w:pStyle w:val="Compact"/>
+              <w:spacing w:before="0" w:after="0" w:line="240" w:lineRule="auto"/>
             </w:pPr>
             <w:r>
               <w:rPr>
@@ -4556,6 +4621,7 @@
           <w:p>
             <w:pPr>
               <w:pStyle w:val="Compact"/>
+              <w:spacing w:before="0" w:after="0" w:line="240" w:lineRule="auto"/>
             </w:pPr>
             <w:r>
               <w:t xml:space="preserve">Пояснити, чому</w:t>
@@ -4584,6 +4650,7 @@
           <w:p>
             <w:pPr>
               <w:pStyle w:val="Compact"/>
+              <w:spacing w:before="0" w:after="0" w:line="240" w:lineRule="auto"/>
             </w:pPr>
             <w:r>
               <w:t xml:space="preserve">2</w:t>
@@ -4595,6 +4662,7 @@
           <w:p>
             <w:pPr>
               <w:pStyle w:val="Compact"/>
+              <w:spacing w:before="0" w:after="0" w:line="240" w:lineRule="auto"/>
             </w:pPr>
             <w:r>
               <w:t xml:space="preserve">Обсяг оперативної пам’яті</w:t>
@@ -4606,6 +4674,7 @@
           <w:p>
             <w:pPr>
               <w:pStyle w:val="Compact"/>
+              <w:spacing w:before="0" w:after="0" w:line="240" w:lineRule="auto"/>
             </w:pPr>
             <w:r>
               <w:rPr>
@@ -4644,6 +4713,7 @@
           <w:p>
             <w:pPr>
               <w:pStyle w:val="Compact"/>
+              <w:spacing w:before="0" w:after="0" w:line="240" w:lineRule="auto"/>
             </w:pPr>
             <w:r>
               <w:rPr>
@@ -4658,6 +4728,7 @@
           <w:p>
             <w:pPr>
               <w:pStyle w:val="Compact"/>
+              <w:spacing w:before="0" w:after="0" w:line="240" w:lineRule="auto"/>
             </w:pPr>
             <w:r>
               <w:rPr>
@@ -4672,6 +4743,7 @@
           <w:p>
             <w:pPr>
               <w:pStyle w:val="Compact"/>
+              <w:spacing w:before="0" w:after="0" w:line="240" w:lineRule="auto"/>
             </w:pPr>
             <w:r>
               <w:t xml:space="preserve">Порівняти вивід</w:t>
@@ -4709,6 +4781,7 @@
           <w:p>
             <w:pPr>
               <w:pStyle w:val="Compact"/>
+              <w:spacing w:before="0" w:after="0" w:line="240" w:lineRule="auto"/>
             </w:pPr>
             <w:r>
               <w:t xml:space="preserve">3</w:t>
@@ -4720,6 +4793,7 @@
           <w:p>
             <w:pPr>
               <w:pStyle w:val="Compact"/>
+              <w:spacing w:before="0" w:after="0" w:line="240" w:lineRule="auto"/>
             </w:pPr>
             <w:r>
               <w:t xml:space="preserve">Версія компілятора збірки ядра</w:t>
@@ -4731,6 +4805,7 @@
           <w:p>
             <w:pPr>
               <w:pStyle w:val="Compact"/>
+              <w:spacing w:before="0" w:after="0" w:line="240" w:lineRule="auto"/>
             </w:pPr>
             <w:r>
               <w:rPr>
@@ -4769,6 +4844,7 @@
           <w:p>
             <w:pPr>
               <w:pStyle w:val="Compact"/>
+              <w:spacing w:before="0" w:after="0" w:line="240" w:lineRule="auto"/>
             </w:pPr>
             <w:r>
               <w:rPr>
@@ -4783,6 +4859,7 @@
           <w:p>
             <w:pPr>
               <w:pStyle w:val="Compact"/>
+              <w:spacing w:before="0" w:after="0" w:line="240" w:lineRule="auto"/>
             </w:pPr>
             <w:r>
               <w:rPr>
@@ -4797,6 +4874,7 @@
           <w:p>
             <w:pPr>
               <w:pStyle w:val="Compact"/>
+              <w:spacing w:before="0" w:after="0" w:line="240" w:lineRule="auto"/>
             </w:pPr>
             <w:r>
               <w:t xml:space="preserve">З’ясувати, скільки пакетів встановлено в системі</w:t>
@@ -4810,6 +4888,7 @@
           <w:p>
             <w:pPr>
               <w:pStyle w:val="Compact"/>
+              <w:spacing w:before="0" w:after="0" w:line="240" w:lineRule="auto"/>
             </w:pPr>
             <w:r>
               <w:t xml:space="preserve">4</w:t>
@@ -4821,6 +4900,7 @@
           <w:p>
             <w:pPr>
               <w:pStyle w:val="Compact"/>
+              <w:spacing w:before="0" w:after="0" w:line="240" w:lineRule="auto"/>
             </w:pPr>
             <w:r>
               <w:t xml:space="preserve">Середнє навантаження системи</w:t>
@@ -4832,6 +4912,7 @@
           <w:p>
             <w:pPr>
               <w:pStyle w:val="Compact"/>
+              <w:spacing w:before="0" w:after="0" w:line="240" w:lineRule="auto"/>
             </w:pPr>
             <w:r>
               <w:rPr>
@@ -4870,6 +4951,7 @@
           <w:p>
             <w:pPr>
               <w:pStyle w:val="Compact"/>
+              <w:spacing w:before="0" w:after="0" w:line="240" w:lineRule="auto"/>
             </w:pPr>
             <w:r>
               <w:rPr>
@@ -4884,6 +4966,7 @@
           <w:p>
             <w:pPr>
               <w:pStyle w:val="Compact"/>
+              <w:spacing w:before="0" w:after="0" w:line="240" w:lineRule="auto"/>
             </w:pPr>
             <w:r>
               <w:rPr>
@@ -4898,6 +4981,7 @@
           <w:p>
             <w:pPr>
               <w:pStyle w:val="Compact"/>
+              <w:spacing w:before="0" w:after="0" w:line="240" w:lineRule="auto"/>
             </w:pPr>
             <w:r>
               <w:t xml:space="preserve">Пояснити різницю між</w:t>
@@ -4935,6 +5019,7 @@
           <w:p>
             <w:pPr>
               <w:pStyle w:val="Compact"/>
+              <w:spacing w:before="0" w:after="0" w:line="240" w:lineRule="auto"/>
             </w:pPr>
             <w:r>
               <w:t xml:space="preserve">5</w:t>
@@ -4946,6 +5031,7 @@
           <w:p>
             <w:pPr>
               <w:pStyle w:val="Compact"/>
+              <w:spacing w:before="0" w:after="0" w:line="240" w:lineRule="auto"/>
             </w:pPr>
             <w:r>
               <w:t xml:space="preserve">Кількість ядер процесора</w:t>
@@ -4957,6 +5043,7 @@
           <w:p>
             <w:pPr>
               <w:pStyle w:val="Compact"/>
+              <w:spacing w:before="0" w:after="0" w:line="240" w:lineRule="auto"/>
             </w:pPr>
             <w:r>
               <w:rPr>
@@ -4995,6 +5082,7 @@
           <w:p>
             <w:pPr>
               <w:pStyle w:val="Compact"/>
+              <w:spacing w:before="0" w:after="0" w:line="240" w:lineRule="auto"/>
             </w:pPr>
             <w:r>
               <w:rPr>
@@ -5009,6 +5097,7 @@
           <w:p>
             <w:pPr>
               <w:pStyle w:val="Compact"/>
+              <w:spacing w:before="0" w:after="0" w:line="240" w:lineRule="auto"/>
             </w:pPr>
             <w:r>
               <w:rPr>
@@ -5023,6 +5112,7 @@
           <w:p>
             <w:pPr>
               <w:pStyle w:val="Compact"/>
+              <w:spacing w:before="0" w:after="0" w:line="240" w:lineRule="auto"/>
             </w:pPr>
             <w:r>
               <w:t xml:space="preserve">Зіставити кількість ядер із виводом</w:t>
@@ -5045,6 +5135,7 @@
           <w:p>
             <w:pPr>
               <w:pStyle w:val="Compact"/>
+              <w:spacing w:before="0" w:after="0" w:line="240" w:lineRule="auto"/>
             </w:pPr>
             <w:r>
               <w:t xml:space="preserve">6</w:t>
@@ -5056,6 +5147,7 @@
           <w:p>
             <w:pPr>
               <w:pStyle w:val="Compact"/>
+              <w:spacing w:before="0" w:after="0" w:line="240" w:lineRule="auto"/>
             </w:pPr>
             <w:r>
               <w:t xml:space="preserve">Розмір розділу з</w:t>
@@ -5076,6 +5168,7 @@
           <w:p>
             <w:pPr>
               <w:pStyle w:val="Compact"/>
+              <w:spacing w:before="0" w:after="0" w:line="240" w:lineRule="auto"/>
             </w:pPr>
             <w:r>
               <w:rPr>
@@ -5114,6 +5207,7 @@
           <w:p>
             <w:pPr>
               <w:pStyle w:val="Compact"/>
+              <w:spacing w:before="0" w:after="0" w:line="240" w:lineRule="auto"/>
             </w:pPr>
             <w:r>
               <w:rPr>
@@ -5128,6 +5222,7 @@
           <w:p>
             <w:pPr>
               <w:pStyle w:val="Compact"/>
+              <w:spacing w:before="0" w:after="0" w:line="240" w:lineRule="auto"/>
             </w:pPr>
             <w:r>
               <w:rPr>
@@ -5142,6 +5237,7 @@
           <w:p>
             <w:pPr>
               <w:pStyle w:val="Compact"/>
+              <w:spacing w:before="0" w:after="0" w:line="240" w:lineRule="auto"/>
             </w:pPr>
             <w:r>
               <w:t xml:space="preserve">Пояснити, чому</w:t>
@@ -5179,6 +5275,7 @@
           <w:p>
             <w:pPr>
               <w:pStyle w:val="Compact"/>
+              <w:spacing w:before="0" w:after="0" w:line="240" w:lineRule="auto"/>
             </w:pPr>
             <w:r>
               <w:t xml:space="preserve">7</w:t>
@@ -5190,6 +5287,7 @@
           <w:p>
             <w:pPr>
               <w:pStyle w:val="Compact"/>
+              <w:spacing w:before="0" w:after="0" w:line="240" w:lineRule="auto"/>
             </w:pPr>
             <w:r>
               <w:t xml:space="preserve">Час останнього завантаження</w:t>
@@ -5201,6 +5299,7 @@
           <w:p>
             <w:pPr>
               <w:pStyle w:val="Compact"/>
+              <w:spacing w:before="0" w:after="0" w:line="240" w:lineRule="auto"/>
             </w:pPr>
             <w:r>
               <w:rPr>
@@ -5239,6 +5338,7 @@
           <w:p>
             <w:pPr>
               <w:pStyle w:val="Compact"/>
+              <w:spacing w:before="0" w:after="0" w:line="240" w:lineRule="auto"/>
             </w:pPr>
             <w:r>
               <w:rPr>
@@ -5253,6 +5353,7 @@
           <w:p>
             <w:pPr>
               <w:pStyle w:val="Compact"/>
+              <w:spacing w:before="0" w:after="0" w:line="240" w:lineRule="auto"/>
             </w:pPr>
             <w:r>
               <w:rPr>
@@ -5267,6 +5368,7 @@
           <w:p>
             <w:pPr>
               <w:pStyle w:val="Compact"/>
+              <w:spacing w:before="0" w:after="0" w:line="240" w:lineRule="auto"/>
             </w:pPr>
             <w:r>
               <w:t xml:space="preserve">Порівняти</w:t>
@@ -5304,6 +5406,7 @@
           <w:p>
             <w:pPr>
               <w:pStyle w:val="Compact"/>
+              <w:spacing w:before="0" w:after="0" w:line="240" w:lineRule="auto"/>
             </w:pPr>
             <w:r>
               <w:t xml:space="preserve">8</w:t>
@@ -5315,6 +5418,7 @@
           <w:p>
             <w:pPr>
               <w:pStyle w:val="Compact"/>
+              <w:spacing w:before="0" w:after="0" w:line="240" w:lineRule="auto"/>
             </w:pPr>
             <w:r>
               <w:t xml:space="preserve">Кодове ім’я дистрибутива</w:t>
@@ -5326,6 +5430,7 @@
           <w:p>
             <w:pPr>
               <w:pStyle w:val="Compact"/>
+              <w:spacing w:before="0" w:after="0" w:line="240" w:lineRule="auto"/>
             </w:pPr>
             <w:r>
               <w:rPr>
@@ -5364,6 +5469,7 @@
           <w:p>
             <w:pPr>
               <w:pStyle w:val="Compact"/>
+              <w:spacing w:before="0" w:after="0" w:line="240" w:lineRule="auto"/>
             </w:pPr>
             <w:r>
               <w:rPr>
@@ -5378,6 +5484,7 @@
           <w:p>
             <w:pPr>
               <w:pStyle w:val="Compact"/>
+              <w:spacing w:before="0" w:after="0" w:line="240" w:lineRule="auto"/>
             </w:pPr>
             <w:r>
               <w:rPr>
@@ -5392,6 +5499,7 @@
           <w:p>
             <w:pPr>
               <w:pStyle w:val="Compact"/>
+              <w:spacing w:before="0" w:after="0" w:line="240" w:lineRule="auto"/>
             </w:pPr>
             <w:r>
               <w:t xml:space="preserve">Знайти файл із переліком репозиторіїв пакетів</w:t>
@@ -5405,6 +5513,7 @@
           <w:p>
             <w:pPr>
               <w:pStyle w:val="Compact"/>
+              <w:spacing w:before="0" w:after="0" w:line="240" w:lineRule="auto"/>
             </w:pPr>
             <w:r>
               <w:t xml:space="preserve">9</w:t>
@@ -5416,6 +5525,7 @@
           <w:p>
             <w:pPr>
               <w:pStyle w:val="Compact"/>
+              <w:spacing w:before="0" w:after="0" w:line="240" w:lineRule="auto"/>
             </w:pPr>
             <w:r>
               <w:t xml:space="preserve">Тип віртуалізації</w:t>
@@ -5427,6 +5537,7 @@
           <w:p>
             <w:pPr>
               <w:pStyle w:val="Compact"/>
+              <w:spacing w:before="0" w:after="0" w:line="240" w:lineRule="auto"/>
             </w:pPr>
             <w:r>
               <w:rPr>
@@ -5465,6 +5576,7 @@
           <w:p>
             <w:pPr>
               <w:pStyle w:val="Compact"/>
+              <w:spacing w:before="0" w:after="0" w:line="240" w:lineRule="auto"/>
             </w:pPr>
             <w:r>
               <w:rPr>
@@ -5479,6 +5591,7 @@
           <w:p>
             <w:pPr>
               <w:pStyle w:val="Compact"/>
+              <w:spacing w:before="0" w:after="0" w:line="240" w:lineRule="auto"/>
             </w:pPr>
             <w:r>
               <w:rPr>
@@ -5493,6 +5606,7 @@
           <w:p>
             <w:pPr>
               <w:pStyle w:val="Compact"/>
+              <w:spacing w:before="0" w:after="0" w:line="240" w:lineRule="auto"/>
             </w:pPr>
             <w:r>
               <w:t xml:space="preserve">Пояснити, як система визначає, що працює у ВМ</w:t>
@@ -5506,6 +5620,7 @@
           <w:p>
             <w:pPr>
               <w:pStyle w:val="Compact"/>
+              <w:spacing w:before="0" w:after="0" w:line="240" w:lineRule="auto"/>
             </w:pPr>
             <w:r>
               <w:t xml:space="preserve">10</w:t>
@@ -5517,6 +5632,7 @@
           <w:p>
             <w:pPr>
               <w:pStyle w:val="Compact"/>
+              <w:spacing w:before="0" w:after="0" w:line="240" w:lineRule="auto"/>
             </w:pPr>
             <w:r>
               <w:t xml:space="preserve">Обсяг swap-простору</w:t>
@@ -5528,6 +5644,7 @@
           <w:p>
             <w:pPr>
               <w:pStyle w:val="Compact"/>
+              <w:spacing w:before="0" w:after="0" w:line="240" w:lineRule="auto"/>
             </w:pPr>
             <w:r>
               <w:rPr>
@@ -5566,6 +5683,7 @@
           <w:p>
             <w:pPr>
               <w:pStyle w:val="Compact"/>
+              <w:spacing w:before="0" w:after="0" w:line="240" w:lineRule="auto"/>
             </w:pPr>
             <w:r>
               <w:rPr>
@@ -5580,6 +5698,7 @@
           <w:p>
             <w:pPr>
               <w:pStyle w:val="Compact"/>
+              <w:spacing w:before="0" w:after="0" w:line="240" w:lineRule="auto"/>
             </w:pPr>
             <w:r>
               <w:rPr>
@@ -5594,6 +5713,7 @@
           <w:p>
             <w:pPr>
               <w:pStyle w:val="Compact"/>
+              <w:spacing w:before="0" w:after="0" w:line="240" w:lineRule="auto"/>
             </w:pPr>
             <w:r>
               <w:t xml:space="preserve">Пояснити призначення swap і як його переглянути</w:t>
@@ -5607,6 +5727,7 @@
           <w:p>
             <w:pPr>
               <w:pStyle w:val="Compact"/>
+              <w:spacing w:before="0" w:after="0" w:line="240" w:lineRule="auto"/>
             </w:pPr>
             <w:r>
               <w:t xml:space="preserve">11</w:t>
@@ -5618,6 +5739,7 @@
           <w:p>
             <w:pPr>
               <w:pStyle w:val="Compact"/>
+              <w:spacing w:before="0" w:after="0" w:line="240" w:lineRule="auto"/>
             </w:pPr>
             <w:r>
               <w:t xml:space="preserve">Ім’я поточної оболонки</w:t>
@@ -5629,6 +5751,7 @@
           <w:p>
             <w:pPr>
               <w:pStyle w:val="Compact"/>
+              <w:spacing w:before="0" w:after="0" w:line="240" w:lineRule="auto"/>
             </w:pPr>
             <w:r>
               <w:rPr>
@@ -5667,6 +5790,7 @@
           <w:p>
             <w:pPr>
               <w:pStyle w:val="Compact"/>
+              <w:spacing w:before="0" w:after="0" w:line="240" w:lineRule="auto"/>
             </w:pPr>
             <w:r>
               <w:rPr>
@@ -5681,6 +5805,7 @@
           <w:p>
             <w:pPr>
               <w:pStyle w:val="Compact"/>
+              <w:spacing w:before="0" w:after="0" w:line="240" w:lineRule="auto"/>
             </w:pPr>
             <w:r>
               <w:rPr>
@@ -5695,6 +5820,7 @@
           <w:p>
             <w:pPr>
               <w:pStyle w:val="Compact"/>
+              <w:spacing w:before="0" w:after="0" w:line="240" w:lineRule="auto"/>
             </w:pPr>
             <w:r>
               <w:t xml:space="preserve">Вивести перелік доступних оболонок системи</w:t>
@@ -5708,6 +5834,7 @@
           <w:p>
             <w:pPr>
               <w:pStyle w:val="Compact"/>
+              <w:spacing w:before="0" w:after="0" w:line="240" w:lineRule="auto"/>
             </w:pPr>
             <w:r>
               <w:t xml:space="preserve">12</w:t>
@@ -5719,6 +5846,7 @@
           <w:p>
             <w:pPr>
               <w:pStyle w:val="Compact"/>
+              <w:spacing w:before="0" w:after="0" w:line="240" w:lineRule="auto"/>
             </w:pPr>
             <w:r>
               <w:t xml:space="preserve">Часовий пояс системи</w:t>
@@ -5730,6 +5858,7 @@
           <w:p>
             <w:pPr>
               <w:pStyle w:val="Compact"/>
+              <w:spacing w:before="0" w:after="0" w:line="240" w:lineRule="auto"/>
             </w:pPr>
             <w:r>
               <w:rPr>
@@ -5768,6 +5897,7 @@
           <w:p>
             <w:pPr>
               <w:pStyle w:val="Compact"/>
+              <w:spacing w:before="0" w:after="0" w:line="240" w:lineRule="auto"/>
             </w:pPr>
             <w:r>
               <w:rPr>
@@ -5782,6 +5912,7 @@
           <w:p>
             <w:pPr>
               <w:pStyle w:val="Compact"/>
+              <w:spacing w:before="0" w:after="0" w:line="240" w:lineRule="auto"/>
             </w:pPr>
             <w:r>
               <w:rPr>
@@ -5796,6 +5927,7 @@
           <w:p>
             <w:pPr>
               <w:pStyle w:val="Compact"/>
+              <w:spacing w:before="0" w:after="0" w:line="240" w:lineRule="auto"/>
             </w:pPr>
             <w:r>
               <w:t xml:space="preserve">Пояснити, де зберігається налаштування часового поясу</w:t>
@@ -5809,6 +5941,7 @@
           <w:p>
             <w:pPr>
               <w:pStyle w:val="Compact"/>
+              <w:spacing w:before="0" w:after="0" w:line="240" w:lineRule="auto"/>
             </w:pPr>
             <w:r>
               <w:t xml:space="preserve">13</w:t>
@@ -5820,6 +5953,7 @@
           <w:p>
             <w:pPr>
               <w:pStyle w:val="Compact"/>
+              <w:spacing w:before="0" w:after="0" w:line="240" w:lineRule="auto"/>
             </w:pPr>
             <w:r>
               <w:t xml:space="preserve">Кількість процесів у системі</w:t>
@@ -5831,6 +5965,7 @@
           <w:p>
             <w:pPr>
               <w:pStyle w:val="Compact"/>
+              <w:spacing w:before="0" w:after="0" w:line="240" w:lineRule="auto"/>
             </w:pPr>
             <w:r>
               <w:rPr>
@@ -5869,6 +6004,7 @@
           <w:p>
             <w:pPr>
               <w:pStyle w:val="Compact"/>
+              <w:spacing w:before="0" w:after="0" w:line="240" w:lineRule="auto"/>
             </w:pPr>
             <w:r>
               <w:rPr>
@@ -5883,6 +6019,7 @@
           <w:p>
             <w:pPr>
               <w:pStyle w:val="Compact"/>
+              <w:spacing w:before="0" w:after="0" w:line="240" w:lineRule="auto"/>
             </w:pPr>
             <w:r>
               <w:rPr>
@@ -5897,6 +6034,7 @@
           <w:p>
             <w:pPr>
               <w:pStyle w:val="Compact"/>
+              <w:spacing w:before="0" w:after="0" w:line="240" w:lineRule="auto"/>
             </w:pPr>
             <w:r>
               <w:t xml:space="preserve">Порівняти кількість процесів із виводом</w:t>
@@ -5919,6 +6057,7 @@
           <w:p>
             <w:pPr>
               <w:pStyle w:val="Compact"/>
+              <w:spacing w:before="0" w:after="0" w:line="240" w:lineRule="auto"/>
             </w:pPr>
             <w:r>
               <w:t xml:space="preserve">14</w:t>
@@ -5930,6 +6069,7 @@
           <w:p>
             <w:pPr>
               <w:pStyle w:val="Compact"/>
+              <w:spacing w:before="0" w:after="0" w:line="240" w:lineRule="auto"/>
             </w:pPr>
             <w:r>
               <w:t xml:space="preserve">Файлова система кореневого розділу</w:t>
@@ -5941,6 +6081,7 @@
           <w:p>
             <w:pPr>
               <w:pStyle w:val="Compact"/>
+              <w:spacing w:before="0" w:after="0" w:line="240" w:lineRule="auto"/>
             </w:pPr>
             <w:r>
               <w:rPr>
@@ -5979,6 +6120,7 @@
           <w:p>
             <w:pPr>
               <w:pStyle w:val="Compact"/>
+              <w:spacing w:before="0" w:after="0" w:line="240" w:lineRule="auto"/>
             </w:pPr>
             <w:r>
               <w:rPr>
@@ -5993,6 +6135,7 @@
           <w:p>
             <w:pPr>
               <w:pStyle w:val="Compact"/>
+              <w:spacing w:before="0" w:after="0" w:line="240" w:lineRule="auto"/>
             </w:pPr>
             <w:r>
               <w:rPr>
@@ -6007,6 +6150,7 @@
           <w:p>
             <w:pPr>
               <w:pStyle w:val="Compact"/>
+              <w:spacing w:before="0" w:after="0" w:line="240" w:lineRule="auto"/>
             </w:pPr>
             <w:r>
               <w:t xml:space="preserve">Пояснити призначення окремого розділу</w:t>
@@ -6029,6 +6173,7 @@
           <w:p>
             <w:pPr>
               <w:pStyle w:val="Compact"/>
+              <w:spacing w:before="0" w:after="0" w:line="240" w:lineRule="auto"/>
             </w:pPr>
             <w:r>
               <w:t xml:space="preserve">15</w:t>
@@ -6040,6 +6185,7 @@
           <w:p>
             <w:pPr>
               <w:pStyle w:val="Compact"/>
+              <w:spacing w:before="0" w:after="0" w:line="240" w:lineRule="auto"/>
             </w:pPr>
             <w:r>
               <w:t xml:space="preserve">Поточний рівень журналювання ядра</w:t>
@@ -6051,6 +6197,7 @@
           <w:p>
             <w:pPr>
               <w:pStyle w:val="Compact"/>
+              <w:spacing w:before="0" w:after="0" w:line="240" w:lineRule="auto"/>
             </w:pPr>
             <w:r>
               <w:rPr>
@@ -6089,6 +6236,7 @@
           <w:p>
             <w:pPr>
               <w:pStyle w:val="Compact"/>
+              <w:spacing w:before="0" w:after="0" w:line="240" w:lineRule="auto"/>
             </w:pPr>
             <w:r>
               <w:rPr>
@@ -6103,6 +6251,7 @@
           <w:p>
             <w:pPr>
               <w:pStyle w:val="Compact"/>
+              <w:spacing w:before="0" w:after="0" w:line="240" w:lineRule="auto"/>
             </w:pPr>
             <w:r>
               <w:rPr>
@@ -6117,6 +6266,7 @@
           <w:p>
             <w:pPr>
               <w:pStyle w:val="Compact"/>
+              <w:spacing w:before="0" w:after="0" w:line="240" w:lineRule="auto"/>
             </w:pPr>
             <w:r>
               <w:t xml:space="preserve">Знайти в журналі повідомлення про завантаження диска</w:t>
@@ -6130,6 +6280,7 @@
           <w:p>
             <w:pPr>
               <w:pStyle w:val="Compact"/>
+              <w:spacing w:before="0" w:after="0" w:line="240" w:lineRule="auto"/>
             </w:pPr>
             <w:r>
               <w:t xml:space="preserve">16</w:t>
@@ -6141,6 +6292,7 @@
           <w:p>
             <w:pPr>
               <w:pStyle w:val="Compact"/>
+              <w:spacing w:before="0" w:after="0" w:line="240" w:lineRule="auto"/>
             </w:pPr>
             <w:r>
               <w:t xml:space="preserve">Версія оболонки bash</w:t>
@@ -6152,6 +6304,7 @@
           <w:p>
             <w:pPr>
               <w:pStyle w:val="Compact"/>
+              <w:spacing w:before="0" w:after="0" w:line="240" w:lineRule="auto"/>
             </w:pPr>
             <w:r>
               <w:rPr>
@@ -6190,6 +6343,7 @@
           <w:p>
             <w:pPr>
               <w:pStyle w:val="Compact"/>
+              <w:spacing w:before="0" w:after="0" w:line="240" w:lineRule="auto"/>
             </w:pPr>
             <w:r>
               <w:rPr>
@@ -6204,6 +6358,7 @@
           <w:p>
             <w:pPr>
               <w:pStyle w:val="Compact"/>
+              <w:spacing w:before="0" w:after="0" w:line="240" w:lineRule="auto"/>
             </w:pPr>
             <w:r>
               <w:rPr>
@@ -6218,6 +6373,7 @@
           <w:p>
             <w:pPr>
               <w:pStyle w:val="Compact"/>
+              <w:spacing w:before="0" w:after="0" w:line="240" w:lineRule="auto"/>
             </w:pPr>
             <w:r>
               <w:t xml:space="preserve">Пояснити різницю між</w:t>
@@ -6261,6 +6417,7 @@
           <w:p>
             <w:pPr>
               <w:pStyle w:val="Compact"/>
+              <w:spacing w:before="0" w:after="0" w:line="240" w:lineRule="auto"/>
             </w:pPr>
             <w:r>
               <w:t xml:space="preserve">17</w:t>
@@ -6272,6 +6429,7 @@
           <w:p>
             <w:pPr>
               <w:pStyle w:val="Compact"/>
+              <w:spacing w:before="0" w:after="0" w:line="240" w:lineRule="auto"/>
             </w:pPr>
             <w:r>
               <w:t xml:space="preserve">Максимальна кількість відкритих файлів</w:t>
@@ -6283,6 +6441,7 @@
           <w:p>
             <w:pPr>
               <w:pStyle w:val="Compact"/>
+              <w:spacing w:before="0" w:after="0" w:line="240" w:lineRule="auto"/>
             </w:pPr>
             <w:r>
               <w:rPr>
@@ -6321,6 +6480,7 @@
           <w:p>
             <w:pPr>
               <w:pStyle w:val="Compact"/>
+              <w:spacing w:before="0" w:after="0" w:line="240" w:lineRule="auto"/>
             </w:pPr>
             <w:r>
               <w:rPr>
@@ -6335,6 +6495,7 @@
           <w:p>
             <w:pPr>
               <w:pStyle w:val="Compact"/>
+              <w:spacing w:before="0" w:after="0" w:line="240" w:lineRule="auto"/>
             </w:pPr>
             <w:r>
               <w:rPr>
@@ -6349,6 +6510,7 @@
           <w:p>
             <w:pPr>
               <w:pStyle w:val="Compact"/>
+              <w:spacing w:before="0" w:after="0" w:line="240" w:lineRule="auto"/>
             </w:pPr>
             <w:r>
               <w:t xml:space="preserve">Пояснити, навіщо система обмежує кількість дескрипторів</w:t>
@@ -6362,6 +6524,7 @@
           <w:p>
             <w:pPr>
               <w:pStyle w:val="Compact"/>
+              <w:spacing w:before="0" w:after="0" w:line="240" w:lineRule="auto"/>
             </w:pPr>
             <w:r>
               <w:t xml:space="preserve">18</w:t>
@@ -6373,6 +6536,7 @@
           <w:p>
             <w:pPr>
               <w:pStyle w:val="Compact"/>
+              <w:spacing w:before="0" w:after="0" w:line="240" w:lineRule="auto"/>
             </w:pPr>
             <w:r>
               <w:t xml:space="preserve">Мережеве ім’я та IP-адреса</w:t>
@@ -6384,6 +6548,7 @@
           <w:p>
             <w:pPr>
               <w:pStyle w:val="Compact"/>
+              <w:spacing w:before="0" w:after="0" w:line="240" w:lineRule="auto"/>
             </w:pPr>
             <w:r>
               <w:rPr>
@@ -6422,6 +6587,7 @@
           <w:p>
             <w:pPr>
               <w:pStyle w:val="Compact"/>
+              <w:spacing w:before="0" w:after="0" w:line="240" w:lineRule="auto"/>
             </w:pPr>
             <w:r>
               <w:rPr>
@@ -6436,6 +6602,7 @@
           <w:p>
             <w:pPr>
               <w:pStyle w:val="Compact"/>
+              <w:spacing w:before="0" w:after="0" w:line="240" w:lineRule="auto"/>
             </w:pPr>
             <w:r>
               <w:rPr>
@@ -6450,6 +6617,7 @@
           <w:p>
             <w:pPr>
               <w:pStyle w:val="Compact"/>
+              <w:spacing w:before="0" w:after="0" w:line="240" w:lineRule="auto"/>
             </w:pPr>
             <w:r>
               <w:t xml:space="preserve">Знайти файл конфігурації мережі свого дистрибутива</w:t>
@@ -6463,6 +6631,7 @@
           <w:p>
             <w:pPr>
               <w:pStyle w:val="Compact"/>
+              <w:spacing w:before="0" w:after="0" w:line="240" w:lineRule="auto"/>
             </w:pPr>
             <w:r>
               <w:t xml:space="preserve">19</w:t>
@@ -6474,6 +6643,7 @@
           <w:p>
             <w:pPr>
               <w:pStyle w:val="Compact"/>
+              <w:spacing w:before="0" w:after="0" w:line="240" w:lineRule="auto"/>
             </w:pPr>
             <w:r>
               <w:t xml:space="preserve">Кількість зареєстрованих користувачів</w:t>
@@ -6485,6 +6655,7 @@
           <w:p>
             <w:pPr>
               <w:pStyle w:val="Compact"/>
+              <w:spacing w:before="0" w:after="0" w:line="240" w:lineRule="auto"/>
             </w:pPr>
             <w:r>
               <w:rPr>
@@ -6523,6 +6694,7 @@
           <w:p>
             <w:pPr>
               <w:pStyle w:val="Compact"/>
+              <w:spacing w:before="0" w:after="0" w:line="240" w:lineRule="auto"/>
             </w:pPr>
             <w:r>
               <w:rPr>
@@ -6537,6 +6709,7 @@
           <w:p>
             <w:pPr>
               <w:pStyle w:val="Compact"/>
+              <w:spacing w:before="0" w:after="0" w:line="240" w:lineRule="auto"/>
             </w:pPr>
             <w:r>
               <w:rPr>
@@ -6551,6 +6724,7 @@
           <w:p>
             <w:pPr>
               <w:pStyle w:val="Compact"/>
+              <w:spacing w:before="0" w:after="0" w:line="240" w:lineRule="auto"/>
             </w:pPr>
             <w:r>
               <w:t xml:space="preserve">Пояснити, які записи в</w:t>
@@ -6579,6 +6753,7 @@
           <w:p>
             <w:pPr>
               <w:pStyle w:val="Compact"/>
+              <w:spacing w:before="0" w:after="0" w:line="240" w:lineRule="auto"/>
             </w:pPr>
             <w:r>
               <w:t xml:space="preserve">20</w:t>
@@ -6590,6 +6765,7 @@
           <w:p>
             <w:pPr>
               <w:pStyle w:val="Compact"/>
+              <w:spacing w:before="0" w:after="0" w:line="240" w:lineRule="auto"/>
             </w:pPr>
             <w:r>
               <w:t xml:space="preserve">Розмір каталогу журналів</w:t>
@@ -6601,6 +6777,7 @@
           <w:p>
             <w:pPr>
               <w:pStyle w:val="Compact"/>
+              <w:spacing w:before="0" w:after="0" w:line="240" w:lineRule="auto"/>
             </w:pPr>
             <w:r>
               <w:rPr>
@@ -6639,6 +6816,7 @@
           <w:p>
             <w:pPr>
               <w:pStyle w:val="Compact"/>
+              <w:spacing w:before="0" w:after="0" w:line="240" w:lineRule="auto"/>
             </w:pPr>
             <w:r>
               <w:rPr>
@@ -6653,6 +6831,7 @@
           <w:p>
             <w:pPr>
               <w:pStyle w:val="Compact"/>
+              <w:spacing w:before="0" w:after="0" w:line="240" w:lineRule="auto"/>
             </w:pPr>
             <w:r>
               <w:rPr>
@@ -6667,6 +6846,7 @@
           <w:p>
             <w:pPr>
               <w:pStyle w:val="Compact"/>
+              <w:spacing w:before="0" w:after="0" w:line="240" w:lineRule="auto"/>
             </w:pPr>
             <w:r>
               <w:t xml:space="preserve">Запропонувати спосіб обмежити розмір журналів</w:t>
@@ -7240,7 +7420,7 @@
     <w:multiLevelType w:val="multilevel"/>
     <w:lvl w:ilvl="0">
       <w:numFmt w:val="bullet"/>
-      <w:lvlText w:val="–"/>
+      <w:lvlText w:val=" "/>
       <w:lvlJc w:val="left"/>
       <w:pPr>
         <w:ind w:left="1134" w:hanging="425"/>
@@ -7248,7 +7428,7 @@
     </w:lvl>
     <w:lvl w:ilvl="1">
       <w:numFmt w:val="bullet"/>
-      <w:lvlText w:val="–"/>
+      <w:lvlText w:val=" "/>
       <w:lvlJc w:val="left"/>
       <w:pPr>
         <w:ind w:left="1701" w:hanging="425"/>
@@ -7256,7 +7436,7 @@
     </w:lvl>
     <w:lvl w:ilvl="2">
       <w:numFmt w:val="bullet"/>
-      <w:lvlText w:val="–"/>
+      <w:lvlText w:val=" "/>
       <w:lvlJc w:val="left"/>
       <w:pPr>
         <w:ind w:left="2268" w:hanging="425"/>
@@ -7264,7 +7444,7 @@
     </w:lvl>
     <w:lvl w:ilvl="3">
       <w:numFmt w:val="bullet"/>
-      <w:lvlText w:val="–"/>
+      <w:lvlText w:val=" "/>
       <w:lvlJc w:val="left"/>
       <w:pPr>
         <w:ind w:left="2835" w:hanging="425"/>
@@ -7272,7 +7452,7 @@
     </w:lvl>
     <w:lvl w:ilvl="4">
       <w:numFmt w:val="bullet"/>
-      <w:lvlText w:val="–"/>
+      <w:lvlText w:val=" "/>
       <w:lvlJc w:val="left"/>
       <w:pPr>
         <w:ind w:left="3402" w:hanging="425"/>
@@ -7280,7 +7460,7 @@
     </w:lvl>
     <w:lvl w:ilvl="5">
       <w:numFmt w:val="bullet"/>
-      <w:lvlText w:val="–"/>
+      <w:lvlText w:val=" "/>
       <w:lvlJc w:val="left"/>
       <w:pPr>
         <w:ind w:left="3969" w:hanging="425"/>
@@ -7288,7 +7468,7 @@
     </w:lvl>
     <w:lvl w:ilvl="6">
       <w:numFmt w:val="bullet"/>
-      <w:lvlText w:val="–"/>
+      <w:lvlText w:val=" "/>
       <w:lvlJc w:val="left"/>
       <w:pPr>
         <w:ind w:left="4536" w:hanging="425"/>
@@ -7296,7 +7476,7 @@
     </w:lvl>
     <w:lvl w:ilvl="7">
       <w:numFmt w:val="bullet"/>
-      <w:lvlText w:val="–"/>
+      <w:lvlText w:val=" "/>
       <w:lvlJc w:val="left"/>
       <w:pPr>
         <w:ind w:left="5103" w:hanging="425"/>
@@ -7304,7 +7484,7 @@
     </w:lvl>
     <w:lvl w:ilvl="8">
       <w:numFmt w:val="bullet"/>
-      <w:lvlText w:val="–"/>
+      <w:lvlText w:val=" "/>
       <w:lvlJc w:val="left"/>
       <w:pPr>
         <w:ind w:left="5670" w:hanging="425"/>
@@ -8337,6 +8517,31 @@
       </w:tblCellMar>
     </w:tblPr>
   </w:style>
+  <w:style w:customStyle="1" w:styleId="Conclusion" w:type="paragraph">
+    <w:name w:val="Conclusion"/>
+    <w:basedOn w:val="BodyText"/>
+    <w:next w:val="BodyText"/>
+    <w:qFormat/>
+    <w:pPr>
+      <w:keepNext/>
+      <w:spacing w:after="0" w:before="240" w:line="312" w:lineRule="auto"/>
+    </w:pPr>
+  </w:style>
+  <w:style w:styleId="Header" w:type="paragraph">
+    <w:name w:val="header"/>
+    <w:basedOn w:val="Normal"/>
+    <w:qFormat/>
+    <w:pPr>
+      <w:spacing w:after="0" w:before="0" w:line="240" w:lineRule="auto"/>
+      <w:ind w:firstLine="0"/>
+      <w:jc w:val="right"/>
+    </w:pPr>
+    <w:rPr>
+      <w:rFonts w:ascii="Times New Roman" w:cs="Times New Roman" w:eastAsia="Times New Roman" w:hAnsi="Times New Roman"/>
+      <w:sz w:val="28"/>
+      <w:szCs w:val="28"/>
+    </w:rPr>
+  </w:style>
   <w:style w:type="paragraph" w:customStyle="1" w:styleId="TableCaption">
     <w:name w:val="TableCaption"/>
     <w:basedOn w:val="BodyText"/>
